--- a/recursos/comercial/plataforma LaHaus/MENSAJE_JAIDER_REACTIVACION_2026-10-21.docx
+++ b/recursos/comercial/plataforma LaHaus/MENSAJE_JAIDER_REACTIVACION_2026-10-21.docx
@@ -27,7 +27,7 @@
           <w:color w:val="666666"/>
           <w:sz w:val="18"/>
         </w:rPr>
-        <w:t>Interno. Enviar por el grupo de WhatsApp como un solo mensaje, con la pieza PIEZA_REACTIVACION_OCTUBRE_HEIIU.png adjunta. Lo que va entre corchetes lo decide Diana antes de enviar.</w:t>
+        <w:t>Interno. Enviar por el grupo de WhatsApp como un solo mensaje, con las dos piezas PIEZA_REACTIVACION_OCTUBRE_A_HEIIU.png y _B_ adjuntas. Lo que va entre corchetes lo decide Diana antes de enviar.</w:t>
       </w:r>
     </w:p>
     <w:p>
@@ -53,7 +53,66 @@
           <w:color w:val="E54C09"/>
           <w:sz w:val="22"/>
         </w:rPr>
-        <w:t>1. Plantilla de saludo (texto exacto, con la imagen adjunta arriba)</w:t>
+        <w:t>1. Dos plantillas de saludo, mitad y mitad (texto exacto, cada una con su imagen arriba)</w:t>
+      </w:r>
+    </w:p>
+    <w:p>
+      <w:pPr>
+        <w:spacing w:after="80"/>
+      </w:pPr>
+      <w:r>
+        <w:rPr>
+          <w:b w:val="0"/>
+          <w:i w:val="0"/>
+          <w:color w:val="666666"/>
+          <w:sz w:val="19"/>
+        </w:rPr>
+        <w:t>Se reparten alternando en la lista (uno A, uno B), sin importar el último dígito del teléfono, para que la prueba de flujo no se mezcle con esta. Se mide por plantilla: botones, respuestas por texto y citas.</w:t>
+      </w:r>
+    </w:p>
+    <w:p>
+      <w:pPr>
+        <w:spacing w:after="40"/>
+      </w:pPr>
+      <w:r>
+        <w:rPr>
+          <w:b/>
+          <w:i w:val="0"/>
+          <w:sz w:val="20"/>
+        </w:rPr>
+        <w:t>PLANTILLA A (imagen A):</w:t>
+      </w:r>
+    </w:p>
+    <w:p>
+      <w:pPr>
+        <w:spacing w:after="120"/>
+      </w:pPr>
+      <w:r>
+        <w:rPr>
+          <w:b w:val="0"/>
+          <w:i w:val="0"/>
+          <w:sz w:val="20"/>
+        </w:rPr>
+        <w:t>Hola {{cName}}, soy el asistente de Heiiu. Hace un tiempo nos escribiste por el inglés y la conversación se quedó ahí.</w:t>
+        <w:br/>
+        <w:br/>
+        <w:t>Te lo decimos de frente, que para eso es octubre: lo que debería darte miedo no es el inglés, es perder la oportunidad. La entrevista, el viaje o el cliente de afuera llegan igual, con o sin él.</w:t>
+        <w:br/>
+        <w:br/>
+        <w:t>El último grupo del año arranca en noviembre y todavía hay cupo, con garantía de aprendizaje por escrito. ¿Lo retomamos?</w:t>
+      </w:r>
+    </w:p>
+    <w:p>
+      <w:pPr>
+        <w:spacing w:after="40"/>
+      </w:pPr>
+      <w:r>
+        <w:rPr>
+          <w:b/>
+          <w:i w:val="0"/>
+          <w:sz w:val="20"/>
+        </w:rPr>
+        <w:t>PLANTILLA B (imagen B):</w:t>
       </w:r>
     </w:p>
     <w:p>
@@ -69,7 +128,7 @@
         <w:t>Hola {{cName}}, soy el asistente de Heiiu. Hace un tiempo nos escribiste por el inglés y la conversación se quedó ahí.</w:t>
         <w:br/>
         <w:br/>
-        <w:t>Te lo decimos de frente, que para eso es octubre: lo que da miedo no es el inglés. Es la próxima entrevista, el viaje o el cliente de afuera que llegan sin él.</w:t>
+        <w:t>Que no te dé miedo hablar inglés: aquí se habla desde la primera clase, en grupos pequeños y con un profesor al lado que te corrige ahí mismo.</w:t>
         <w:br/>
         <w:br/>
         <w:t>El último grupo del año arranca en noviembre y todavía hay cupo, con garantía de aprendizaje por escrito. ¿Lo retomamos?</w:t>
@@ -113,7 +172,7 @@
           <w:color w:val="666666"/>
           <w:sz w:val="19"/>
         </w:rPr>
-        <w:t>Sin nombre de programa, sin precio, sin "descuento" ni "gratis". La imagen va arriba, como en los ejemplos que me mandaste.</w:t>
+        <w:t>Las dos llevan los mismos botones y la misma línea de BAJA. Sin nombre de programa, sin precio, sin "descuento", "gratis" ni "fácil". La imagen va arriba, como en los ejemplos que me mandaste.</w:t>
       </w:r>
     </w:p>
     <w:p>
@@ -295,7 +354,7 @@
           <w:i w:val="0"/>
           <w:sz w:val="20"/>
         </w:rPr>
-        <w:t>• Lo que te pido para la reunión de mañana a las 10:00: cuántos se enviaron, cuántos entregados, cuántos respondieron por botón y por texto, y cuántas citas, separado de pauta.</w:t>
+        <w:t>• Lo que te pido para la reunión de mañana a las 10:00: cuántos se enviaron, cuántos entregados, cuántos respondieron por botón y por texto, y cuántas citas, separado por plantilla (A y B) y aparte de pauta.</w:t>
       </w:r>
     </w:p>
     <w:p>

--- a/recursos/comercial/plataforma LaHaus/MENSAJE_JAIDER_REACTIVACION_2026-10-21.docx
+++ b/recursos/comercial/plataforma LaHaus/MENSAJE_JAIDER_REACTIVACION_2026-10-21.docx
@@ -96,7 +96,7 @@
         <w:t>Hola {{cName}}, soy el asistente de Heiiu. Hace un tiempo nos escribiste por el inglés y la conversación se quedó ahí.</w:t>
         <w:br/>
         <w:br/>
-        <w:t>Te lo decimos de frente, que para eso es octubre: lo que debería darte miedo no es el inglés, es perder la oportunidad. La entrevista, el viaje o el cliente de afuera llegan igual, con o sin él.</w:t>
+        <w:t>Este Halloween te lo decimos de frente: lo que debería darte miedo no es el inglés, es perder la oportunidad. La entrevista, el viaje o el cliente de afuera llegan igual, con o sin él.</w:t>
         <w:br/>
         <w:br/>
         <w:t>El último grupo del año arranca en noviembre y todavía hay cupo, con garantía de aprendizaje por escrito. ¿Lo retomamos?</w:t>
@@ -128,7 +128,7 @@
         <w:t>Hola {{cName}}, soy el asistente de Heiiu. Hace un tiempo nos escribiste por el inglés y la conversación se quedó ahí.</w:t>
         <w:br/>
         <w:br/>
-        <w:t>Que no te dé miedo hablar inglés: aquí se habla desde la primera clase, en grupos pequeños y con un profesor al lado que te corrige ahí mismo.</w:t>
+        <w:t>Este Halloween, que no te dé miedo hablar inglés: aquí se habla desde la primera clase, en grupos pequeños y con un profesor al lado que te corrige ahí mismo.</w:t>
         <w:br/>
         <w:br/>
         <w:t>El último grupo del año arranca en noviembre y todavía hay cupo, con garantía de aprendizaje por escrito. ¿Lo retomamos?</w:t>

--- a/recursos/comercial/plataforma LaHaus/MENSAJE_JAIDER_REACTIVACION_2026-10-21.docx
+++ b/recursos/comercial/plataforma LaHaus/MENSAJE_JAIDER_REACTIVACION_2026-10-21.docx
@@ -99,7 +99,7 @@
         <w:t>Este Halloween te lo decimos de frente: lo que debería darte miedo no es el inglés, es perder la oportunidad. La entrevista, el viaje o el cliente de afuera llegan igual, con o sin él.</w:t>
         <w:br/>
         <w:br/>
-        <w:t>El último grupo del año arranca en noviembre y todavía hay cupo, con garantía de aprendizaje por escrito. ¿Lo retomamos?</w:t>
+        <w:t>El último grupo del año arranca en noviembre y todavía hay cupo, con garantía de aprendizaje por escrito. ¿Para qué lo quieres: viajar, trabajar o estudiar?</w:t>
       </w:r>
     </w:p>
     <w:p>
@@ -131,7 +131,7 @@
         <w:t>Este Halloween, que no te dé miedo hablar inglés: aquí se habla desde la primera clase, en grupos pequeños y con un profesor al lado que te corrige ahí mismo.</w:t>
         <w:br/>
         <w:br/>
-        <w:t>El último grupo del año arranca en noviembre y todavía hay cupo, con garantía de aprendizaje por escrito. ¿Lo retomamos?</w:t>
+        <w:t>El último grupo del año arranca en noviembre y todavía hay cupo, con garantía de aprendizaje por escrito. ¿Para qué lo quieres: viajar, trabajar o estudiar?</w:t>
       </w:r>
     </w:p>
     <w:p>
@@ -144,7 +144,7 @@
           <w:i w:val="0"/>
           <w:sz w:val="20"/>
         </w:rPr>
-        <w:t>Botones: [Sí, quiero mi fecha] · [Más adelante] · [Ya no me interesa]</w:t>
+        <w:t>Botones: [Viajar] · [Trabajar] · [Estudiar]</w:t>
       </w:r>
     </w:p>
     <w:p>
@@ -158,7 +158,7 @@
           <w:color w:val="666666"/>
           <w:sz w:val="19"/>
         </w:rPr>
-        <w:t>Línea final de la plantilla: "Si no quieres recibir más mensajes, responde BAJA."</w:t>
+        <w:t>Línea final de la plantilla: "Si es para tu negocio o para otra persona, escríbenos. Si no quieres recibir más mensajes, responde BAJA."</w:t>
       </w:r>
     </w:p>
     <w:p>
@@ -198,7 +198,7 @@
           <w:i w:val="0"/>
           <w:sz w:val="20"/>
         </w:rPr>
-        <w:t>• "Sí, quiero mi fecha": entra al flujo normal desde el paso 1 ("¿para qué necesitas el inglés?"), respeta la prueba A/B por último dígito del teléfono (par = 7 pasos, impar = flujo corto) y agenda la cita. Si el lead pregunta la fecha exacta, el agente responde: "La fecha y la jornada te las confirma la asesora en la cita; por eso la agendamos ya", y sigue al paso pendiente. No inventa fechas.</w:t>
+        <w:t>• Cualquier botón (Viajar, Trabajar o Estudiar) ES la respuesta al paso 1 ("¿para qué necesitas el inglés?"): el agente no la vuelve a preguntar, sigue con el paso 2, respeta la prueba A/B por último dígito del teléfono (par = 7 pasos, impar = flujo corto) y agenda la cita. Si el lead pregunta la fecha exacta, el agente responde: "La fecha y la jornada te las confirma la asesora en la cita; por eso la agendamos ya", y sigue al paso pendiente. No inventa fechas.</w:t>
       </w:r>
     </w:p>
     <w:p>
@@ -211,7 +211,7 @@
           <w:i w:val="0"/>
           <w:sz w:val="20"/>
         </w:rPr>
-        <w:t>• "Más adelante": despedida corta y queda marcado para la reactivación de noviembre (la de la semana del 23). No se le insiste esta semana.</w:t>
+        <w:t>• Si escribe "más adelante", "ahora no" o parecido: despedida corta y queda marcado para la reactivación de noviembre (la de la semana del 23). No se le insiste esta semana.</w:t>
       </w:r>
     </w:p>
     <w:p>
@@ -224,7 +224,7 @@
           <w:i w:val="0"/>
           <w:sz w:val="20"/>
         </w:rPr>
-        <w:t>• "Ya no me interesa" o BAJA: despedida y se excluye de todas las reactivaciones.</w:t>
+        <w:t>• "Ya no", "no me interesa" o BAJA: despedida y se excluye de todas las reactivaciones.</w:t>
       </w:r>
     </w:p>
     <w:p>
@@ -237,7 +237,7 @@
           <w:i w:val="0"/>
           <w:sz w:val="20"/>
         </w:rPr>
-        <w:t>• Si responde con texto en vez de botón, el agente lo trata como respuesta al paso 1 y sigue. Si pregunta precio dos veces o "cuánto mensual", notificación a nuestra asesora, como ya está configurado.</w:t>
+        <w:t>• Si responde con texto en vez de botón (negocio, para un hijo, una pregunta), el agente lo trata como respuesta al paso 1 y sigue. Si pregunta precio dos veces o "cuánto mensual", notificación a nuestra asesora, como ya está configurado.</w:t>
       </w:r>
     </w:p>
     <w:p>

--- a/recursos/comercial/plataforma LaHaus/MENSAJE_JAIDER_REACTIVACION_2026-10-21.docx
+++ b/recursos/comercial/plataforma LaHaus/MENSAJE_JAIDER_REACTIVACION_2026-10-21.docx
@@ -93,13 +93,13 @@
           <w:i w:val="0"/>
           <w:sz w:val="20"/>
         </w:rPr>
-        <w:t>Hola {{cName}}, soy el asistente de Heiiu. Hace un tiempo nos escribiste por el inglés y la conversación se quedó ahí.</w:t>
+        <w:t>Hola {{cName}}, soy Louissiana, la asistente de Heiiu. Hace un tiempo nos escribiste por el inglés y la conversación se quedó ahí.</w:t>
         <w:br/>
         <w:br/>
         <w:t>Este Halloween te lo decimos de frente: lo que debería darte miedo no es el inglés, es perder la oportunidad. La entrevista, el viaje o el cliente de afuera llegan igual, con o sin él.</w:t>
         <w:br/>
         <w:br/>
-        <w:t>El último grupo del año arranca en noviembre y todavía hay cupo, con garantía de aprendizaje por escrito. ¿Para qué lo quieres: viajar, trabajar o estudiar?</w:t>
+        <w:t>En noviembre abre grupo nuevo y todavía hay cupo, con garantía de aprendizaje por escrito. ¿Para qué lo quieres: viajar, trabajar o estudiar? (Si es para tu negocio o para otra persona, escríbenos.)</w:t>
       </w:r>
     </w:p>
     <w:p>
@@ -125,13 +125,13 @@
           <w:i w:val="0"/>
           <w:sz w:val="20"/>
         </w:rPr>
-        <w:t>Hola {{cName}}, soy el asistente de Heiiu. Hace un tiempo nos escribiste por el inglés y la conversación se quedó ahí.</w:t>
+        <w:t>Hola {{cName}}, soy Louissiana, la asistente de Heiiu. Hace un tiempo nos escribiste por el inglés y la conversación se quedó ahí.</w:t>
         <w:br/>
         <w:br/>
-        <w:t>Este Halloween, que no te dé miedo hablar inglés: aquí se habla desde la primera clase, en grupos pequeños y con un profesor al lado que te corrige ahí mismo.</w:t>
+        <w:t>Este Halloween, que no te dé miedo hablar inglés: aquí se habla desde la primera clase, en grupos de máximo 16 y con un profesor al lado que te corrige ahí mismo.</w:t>
         <w:br/>
         <w:br/>
-        <w:t>El último grupo del año arranca en noviembre y todavía hay cupo, con garantía de aprendizaje por escrito. ¿Para qué lo quieres: viajar, trabajar o estudiar?</w:t>
+        <w:t>En noviembre abre grupo nuevo y todavía hay cupo, con garantía de aprendizaje por escrito. ¿Para qué lo quieres: viajar, trabajar o estudiar? (Si es para tu negocio o para otra persona, escríbenos.)</w:t>
       </w:r>
     </w:p>
     <w:p>
@@ -158,7 +158,7 @@
           <w:color w:val="666666"/>
           <w:sz w:val="19"/>
         </w:rPr>
-        <w:t>Línea final de la plantilla: "Si es para tu negocio o para otra persona, escríbenos. Si no quieres recibir más mensajes, responde BAJA."</w:t>
+        <w:t>Pie de la plantilla (el campo "footer" de Meta admite máximo 60 caracteres): "Responde BAJA para no recibir más mensajes."</w:t>
       </w:r>
     </w:p>
     <w:p>
@@ -172,7 +172,7 @@
           <w:color w:val="666666"/>
           <w:sz w:val="19"/>
         </w:rPr>
-        <w:t>Las dos llevan los mismos botones y la misma línea de BAJA. Sin nombre de programa, sin precio, sin "descuento", "gratis" ni "fácil". La imagen va arriba, como en los ejemplos que me mandaste.</w:t>
+        <w:t>Las dos llevan los mismos botones y el mismo pie. Sin nombre de programa, sin precio, sin "descuento", "gratis" ni "fácil". La imagen va arriba, como en los ejemplos que me mandaste. Tres cosas de configuración: (a) si el nombre del contacto trae @, números, correo o más de tres palabras, la plantilla sale sin nombre ("Hola, soy Louissiana…"), como quedó pedido el 7/10; (b) si el lead pregunta la fecha exacta, el agente no la inventa: "la fecha y la jornada te las confirma la asesora en la cita"; (c) confírmame que la base pasa por el Registro de Números Excluidos antes del envío, o si eso lo tenemos que hacer nosotros.</w:t>
       </w:r>
     </w:p>
     <w:p>

--- a/recursos/comercial/plataforma LaHaus/MENSAJE_JAIDER_REACTIVACION_2026-10-21.docx
+++ b/recursos/comercial/plataforma LaHaus/MENSAJE_JAIDER_REACTIVACION_2026-10-21.docx
@@ -310,6 +310,7 @@
       <w:pPr>
         <w:spacing w:after="80"/>
         <w:rPr>
+          <w:color w:val="000000" w:themeColor="text1"/>
           <w:lang w:val="es-CO"/>
         </w:rPr>
       </w:pPr>
@@ -319,37 +320,28 @@
           <w:sz w:val="19"/>
           <w:lang w:val="es-CO"/>
         </w:rPr>
-        <w:t>Pie de la plantilla (el campo "</w:t>
+        <w:br/>
       </w:r>
-      <w:proofErr w:type="spellStart"/>
       <w:r>
         <w:rPr>
-          <w:color w:val="666666"/>
+          <w:color w:val="000000" w:themeColor="text1"/>
           <w:sz w:val="19"/>
           <w:lang w:val="es-CO"/>
         </w:rPr>
-        <w:t>footer</w:t>
-      </w:r>
-      <w:proofErr w:type="spellEnd"/>
-      <w:r>
-        <w:rPr>
-          <w:color w:val="666666"/>
-          <w:sz w:val="19"/>
-          <w:lang w:val="es-CO"/>
-        </w:rPr>
-        <w:t>" de Meta admite máximo 60 caracteres): "Responde BAJA para no recibir más mensajes."</w:t>
+        <w:t>"Responde BAJA para no recibir más mensajes."</w:t>
       </w:r>
     </w:p>
     <w:p>
       <w:pPr>
         <w:spacing w:after="120"/>
         <w:rPr>
+          <w:color w:val="000000" w:themeColor="text1"/>
           <w:lang w:val="es-CO"/>
         </w:rPr>
       </w:pPr>
       <w:r>
         <w:rPr>
-          <w:color w:val="666666"/>
+          <w:color w:val="000000" w:themeColor="text1"/>
           <w:sz w:val="19"/>
           <w:lang w:val="es-CO"/>
         </w:rPr>
@@ -358,7 +350,7 @@
       <w:proofErr w:type="gramStart"/>
       <w:r>
         <w:rPr>
-          <w:color w:val="666666"/>
+          <w:color w:val="000000" w:themeColor="text1"/>
           <w:sz w:val="19"/>
           <w:lang w:val="es-CO"/>
         </w:rPr>
@@ -367,7 +359,7 @@
       <w:proofErr w:type="gramEnd"/>
       <w:r>
         <w:rPr>
-          <w:color w:val="666666"/>
+          <w:color w:val="000000" w:themeColor="text1"/>
           <w:sz w:val="19"/>
           <w:lang w:val="es-CO"/>
         </w:rPr>
@@ -376,7 +368,7 @@
       <w:proofErr w:type="spellStart"/>
       <w:r>
         <w:rPr>
-          <w:color w:val="666666"/>
+          <w:color w:val="000000" w:themeColor="text1"/>
           <w:sz w:val="19"/>
           <w:lang w:val="es-CO"/>
         </w:rPr>
@@ -385,11 +377,19 @@
       <w:proofErr w:type="spellEnd"/>
       <w:r>
         <w:rPr>
-          <w:color w:val="666666"/>
+          <w:color w:val="000000" w:themeColor="text1"/>
           <w:sz w:val="19"/>
           <w:lang w:val="es-CO"/>
         </w:rPr>
-        <w:t>…"), como quedó pedido el 7/10; (b) si el lead pregunta la fecha exacta, el agente no la inventa: "la fecha y la jornada te las confirma la asesora en la cita"; (c) confírmame que la base pasa por el Registro de Números Excluidos antes del envío, o si eso lo tenemos que hacer nosotros.</w:t>
+        <w:t>…"), como quedó pedido el 7/10; (b) si el lead pregunta la fecha exacta, el agente no la inventa: "la fecha y la jornada te las confirma la asesora en la cita"; (c) confírmame que la base pasa por el Registro de Números Excluidos antes del envío</w:t>
+      </w:r>
+      <w:r>
+        <w:rPr>
+          <w:color w:val="000000" w:themeColor="text1"/>
+          <w:sz w:val="19"/>
+          <w:lang w:val="es-CO"/>
+        </w:rPr>
+        <w:t>?</w:t>
       </w:r>
     </w:p>
     <w:p>
@@ -507,36 +507,12 @@
         <w:rPr>
           <w:lang w:val="es-CO"/>
         </w:rPr>
-        <w:t xml:space="preserve">• Sí: una base adicional de [N] leads que te subo hoy (los que llegaron a agendar con el </w:t>
+        <w:t>• No: leads con cita agendada o asistida, los que dijeron que no o pidieron BAJA, y cualquier conversación con mensajes en los últimos 7 días (esa la termina el agente, no se pisa).</w:t>
       </w:r>
       <w:proofErr w:type="spellStart"/>
-      <w:r>
-        <w:rPr>
-          <w:lang w:val="es-CO"/>
-        </w:rPr>
-        <w:t>bot</w:t>
-      </w:r>
       <w:proofErr w:type="spellEnd"/>
-      <w:r>
-        <w:rPr>
-          <w:lang w:val="es-CO"/>
-        </w:rPr>
-        <w:t xml:space="preserve"> anterior y no se matricularon; la cruzamos nosotros con la lista de estudiantes). Mismo saludo.</w:t>
-      </w:r>
-    </w:p>
-    <w:p>
-      <w:pPr>
-        <w:spacing w:after="80"/>
-        <w:rPr>
-          <w:lang w:val="es-CO"/>
-        </w:rPr>
-      </w:pPr>
-      <w:r>
-        <w:rPr>
-          <w:lang w:val="es-CO"/>
-        </w:rPr>
-        <w:t>• No: estudiantes activos, leads con cita agendada o asistida, los que dijeron que no o pidieron BAJA, y cualquier conversación con mensajes en los últimos 7 días (esa la termina el agente, no se pisa).</w:t>
-      </w:r>
+      <w:proofErr w:type="spellStart"/>
+      <w:proofErr w:type="spellEnd"/>
     </w:p>
     <w:p>
       <w:pPr>
@@ -549,23 +525,12 @@
         <w:rPr>
           <w:lang w:val="es-CO"/>
         </w:rPr>
-        <w:lastRenderedPageBreak/>
-        <w:t xml:space="preserve">• La reserva grande (unos 1.500 del </w:t>
+        <w:t>• De la reserva del bot anterior (unos 1.500 leads que todavía no están en la plataforma) te subo hoy los 300 más calientes para que salgan en este mismo envío, si caben dentro del tope de 1.000 leads activos del mes sin costo adicional; dime cuántos caben exactamente. El resto sale el 2 o 3 de noviembre, cuando reinicie el conteo del mes, con la misma plantilla.</w:t>
       </w:r>
       <w:proofErr w:type="spellStart"/>
-      <w:r>
-        <w:rPr>
-          <w:lang w:val="es-CO"/>
-        </w:rPr>
-        <w:t>bot</w:t>
-      </w:r>
       <w:proofErr w:type="spellEnd"/>
-      <w:r>
-        <w:rPr>
-          <w:lang w:val="es-CO"/>
-        </w:rPr>
-        <w:t xml:space="preserve"> anterior) queda para la primera semana de noviembre, cuando reinicie el conteo del mes, con la misma plantilla y la fecha de noviembre.</w:t>
-      </w:r>
+      <w:proofErr w:type="gramStart"/>
+      <w:proofErr w:type="gramEnd"/>
     </w:p>
     <w:p>
       <w:pPr>

--- a/recursos/comercial/plataforma LaHaus/MENSAJE_JAIDER_REACTIVACION_2026-10-21.docx
+++ b/recursos/comercial/plataforma LaHaus/MENSAJE_JAIDER_REACTIVACION_2026-10-21.docx
@@ -560,7 +560,7 @@
         <w:rPr>
           <w:lang w:val="es-CO"/>
         </w:rPr>
-        <w:t>• Hora: jueves 22 a las 9:00 a. m., dentro del horario legal. Si Meta no aprueba la plantilla a tiempo, se corre al viernes 23 a las 9:00; no se manda en la tarde.</w:t>
+        <w:t>• Hora: viernes 23 a las 9:00 a. m., dentro del horario legal. Si Meta no aprueba las plantillas a tiempo, se corre al lunes 26 a las 9:00; no se manda en la tarde.</w:t>
       </w:r>
     </w:p>
     <w:p>
@@ -588,7 +588,7 @@
         <w:rPr>
           <w:lang w:val="es-CO"/>
         </w:rPr>
-        <w:t>• Lo que te pido para la reunión de mañana a las 10:00: cuántos se enviaron, cuántos entregados, cuántos respondieron por botón y por texto, y cuántas citas, separado por plantilla (A y B) y aparte de pauta.</w:t>
+        <w:t>• Lo que te pido el mismo viernes en la tarde: cuántos se enviaron, cuántos entregados, cuántos respondieron por botón y por texto, y cuántas citas, separado por plantilla (A y B) y aparte de pauta.</w:t>
       </w:r>
     </w:p>
     <w:p>
@@ -619,7 +619,7 @@
         <w:rPr>
           <w:lang w:val="es-CO"/>
         </w:rPr>
-        <w:t>Cuando el agente recibe algo que no está en el flujo (dos preguntas a la vez, un cálculo, una petición rara), nunca reinicia la conversación ni vuelve a pedir el nombre. Responde "eso te lo resuelve la asesora, te la paso ahora", manda la notificación y conserva el contexto. Un lead que ya dio toda su información y recibe "¿con quién tengo el gusto?" se pierde. Lo revisamos mañana con el resto.</w:t>
+        <w:t>Cuando el agente recibe algo que no está en el flujo (dos preguntas a la vez, un cálculo, una petición rara), nunca reinicia la conversación ni vuelve a pedir el nombre. Responde "eso te lo resuelve la asesora, te la paso ahora", manda la notificación y conserva el contexto. Un lead que ya dio toda su información y recibe "¿con quién tengo el gusto?" se pierde. Lo revisamos en la próxima reunión con el resto.</w:t>
       </w:r>
     </w:p>
     <w:p>

--- a/recursos/comercial/plataforma LaHaus/MENSAJE_JAIDER_REACTIVACION_2026-10-21.docx
+++ b/recursos/comercial/plataforma LaHaus/MENSAJE_JAIDER_REACTIVACION_2026-10-21.docx
@@ -44,21 +44,7 @@
           <w:lang w:val="es-CO"/>
         </w:rPr>
         <w:br/>
-        <w:t xml:space="preserve">Para seguir probando que nos funciona hice dos imágenes y dos </w:t>
-      </w:r>
-      <w:proofErr w:type="gramStart"/>
-      <w:r>
-        <w:rPr>
-          <w:lang w:val="es-CO"/>
-        </w:rPr>
-        <w:t>plantillas  para</w:t>
-      </w:r>
-      <w:proofErr w:type="gramEnd"/>
-      <w:r>
-        <w:rPr>
-          <w:lang w:val="es-CO"/>
-        </w:rPr>
-        <w:t xml:space="preserve"> repartir alternando en la lista asi la prueba del flujo no se mezcla. Se mide por plantilla: botones, respuesta por texto y citas. </w:t>
+        <w:t xml:space="preserve">Para seguir probando que nos funciona hice dos imágenes y dos plantillas  para repartir alternando en la lista asi la prueba del flujo no se mezcla. Se mide por plantilla: botones, respuesta por texto y citas. </w:t>
       </w:r>
       <w:r>
         <w:rPr>
@@ -163,21 +149,7 @@
           <w:lang w:val="es-CO"/>
         </w:rPr>
         <w:br/>
-        <w:t xml:space="preserve">En noviembre abre grupo nuevo y todavía hay cupo, con garantía de aprendizaje por escrito. ¿Para qué lo quieres: </w:t>
-      </w:r>
-      <w:proofErr w:type="gramStart"/>
-      <w:r>
-        <w:rPr>
-          <w:lang w:val="es-CO"/>
-        </w:rPr>
-        <w:t>viajar, trabajar o estudiar?</w:t>
-      </w:r>
-      <w:proofErr w:type="gramEnd"/>
-      <w:r>
-        <w:rPr>
-          <w:lang w:val="es-CO"/>
-        </w:rPr>
-        <w:t xml:space="preserve"> (Si es para tu negocio o para otra persona, escríbenos.)</w:t>
+        <w:t>En noviembre abre grupo nuevo y todavía hay cupo, con garantía de aprendizaje por escrito. ¿Para qué lo quieres: viajar, trabajar o estudiar? (Si es para tu negocio o para otra persona, escríbenos.)</w:t>
       </w:r>
     </w:p>
     <w:p>
@@ -274,21 +246,7 @@
           <w:lang w:val="es-CO"/>
         </w:rPr>
         <w:br/>
-        <w:t xml:space="preserve">En noviembre abre grupo nuevo y todavía hay cupo, con garantía de aprendizaje por escrito. ¿Para qué lo quieres: </w:t>
-      </w:r>
-      <w:proofErr w:type="gramStart"/>
-      <w:r>
-        <w:rPr>
-          <w:lang w:val="es-CO"/>
-        </w:rPr>
-        <w:t>viajar, trabajar o estudiar?</w:t>
-      </w:r>
-      <w:proofErr w:type="gramEnd"/>
-      <w:r>
-        <w:rPr>
-          <w:lang w:val="es-CO"/>
-        </w:rPr>
-        <w:t xml:space="preserve"> (Si es para tu negocio o para otra persona, escríbenos.)</w:t>
+        <w:t>En noviembre abre grupo nuevo y todavía hay cupo, con garantía de aprendizaje por escrito. ¿Para qué lo quieres: viajar, trabajar o estudiar? (Si es para tu negocio o para otra persona, escríbenos.)</w:t>
       </w:r>
     </w:p>
     <w:p>
@@ -345,25 +303,7 @@
           <w:sz w:val="19"/>
           <w:lang w:val="es-CO"/>
         </w:rPr>
-        <w:t xml:space="preserve">Las dos llevan los </w:t>
-      </w:r>
-      <w:proofErr w:type="gramStart"/>
-      <w:r>
-        <w:rPr>
-          <w:color w:val="000000" w:themeColor="text1"/>
-          <w:sz w:val="19"/>
-          <w:lang w:val="es-CO"/>
-        </w:rPr>
-        <w:t>mismos botones y el mismo pie</w:t>
-      </w:r>
-      <w:proofErr w:type="gramEnd"/>
-      <w:r>
-        <w:rPr>
-          <w:color w:val="000000" w:themeColor="text1"/>
-          <w:sz w:val="19"/>
-          <w:lang w:val="es-CO"/>
-        </w:rPr>
-        <w:t xml:space="preserve">. Sin nombre de programa, sin precio, sin "descuento", "gratis" ni "fácil". La imagen va arriba, como en los ejemplos que me mandaste. Tres cosas de configuración: (a) si el nombre del contacto trae @, números, correo o más de tres palabras, la plantilla sale sin nombre ("Hola, soy </w:t>
+        <w:t xml:space="preserve">Las dos llevan los mismos botones y el mismo pie. Sin nombre de programa, sin precio, sin "descuento", "gratis" ni "fácil". La imagen va arriba, como en los ejemplos que me mandaste. Tres cosas de configuración: (a) si el nombre del contacto trae @, números, correo o más de tres palabras, la plantilla sale sin nombre ("Hola, soy </w:t>
       </w:r>
       <w:proofErr w:type="spellStart"/>
       <w:r>
@@ -509,10 +449,20 @@
         </w:rPr>
         <w:t>• No: leads con cita agendada o asistida, los que dijeron que no o pidieron BAJA, y cualquier conversación con mensajes en los últimos 7 días (esa la termina el agente, no se pisa).</w:t>
       </w:r>
-      <w:proofErr w:type="spellStart"/>
-      <w:proofErr w:type="spellEnd"/>
-      <w:proofErr w:type="spellStart"/>
-      <w:proofErr w:type="spellEnd"/>
+    </w:p>
+    <w:p>
+      <w:pPr>
+        <w:spacing w:after="80"/>
+        <w:rPr>
+          <w:lang w:val="es-CO"/>
+        </w:rPr>
+      </w:pPr>
+      <w:r>
+        <w:rPr>
+          <w:lang w:val="es-CO"/>
+        </w:rPr>
+        <w:t>• Además te adjunto un archivo con 73 teléfonos que se excluyen de este envío: son leads que conversaron y se enfriaron, y los está trabajando por llamada nuestro gerente de alianzas desde hoy.</w:t>
+      </w:r>
     </w:p>
     <w:p>
       <w:pPr>
@@ -525,12 +475,9 @@
         <w:rPr>
           <w:lang w:val="es-CO"/>
         </w:rPr>
+        <w:lastRenderedPageBreak/>
         <w:t>• De la reserva del bot anterior (unos 1.500 leads que todavía no están en la plataforma) te subo hoy los 300 más calientes para que salgan en este mismo envío, si caben dentro del tope de 1.000 leads activos del mes sin costo adicional; dime cuántos caben exactamente. El resto sale el 2 o 3 de noviembre, cuando reinicie el conteo del mes, con la misma plantilla.</w:t>
       </w:r>
-      <w:proofErr w:type="spellStart"/>
-      <w:proofErr w:type="spellEnd"/>
-      <w:proofErr w:type="gramStart"/>
-      <w:proofErr w:type="gramEnd"/>
     </w:p>
     <w:p>
       <w:pPr>
@@ -553,6 +500,7 @@
       <w:pPr>
         <w:spacing w:after="80"/>
         <w:rPr>
+          <w:color w:val="EE0000"/>
           <w:lang w:val="es-CO"/>
         </w:rPr>
       </w:pPr>
@@ -560,13 +508,14 @@
         <w:rPr>
           <w:lang w:val="es-CO"/>
         </w:rPr>
-        <w:t>• Hora: viernes 23 a las 9:00 a. m., dentro del horario legal. Si Meta no aprueba las plantillas a tiempo, se corre al lunes 26 a las 9:00; no se manda en la tarde.</w:t>
+        <w:t>• Hora: viernes 23 a las 9:00 a. m. Domingo no: nuestra regla de contacto es la de la ley, lunes a viernes de 7 a. m. a 7 p. m. y sábados hasta las 3 p. m., nunca domingos ni festivos. El fin de semana lo cubre el agente, que agenda él mismo, y nuestro equipo hace barridos el viernes y el sábado; lo que responda y no agende queda en una lista para llamarlo el lunes. Si Meta no aprueba las plantillas a tiempo, se corre al lunes 26 a las 9:00; no se manda en la tarde.</w:t>
       </w:r>
     </w:p>
     <w:p>
       <w:pPr>
         <w:spacing w:after="80"/>
         <w:rPr>
+          <w:color w:val="EE0000"/>
           <w:lang w:val="es-CO"/>
         </w:rPr>
       </w:pPr>
@@ -574,13 +523,14 @@
         <w:rPr>
           <w:lang w:val="es-CO"/>
         </w:rPr>
-        <w:t>• Nuestra asesora hace barridos a las 12:00 y a las 6:00 p. m. en el filtro de contacto humano y en las conversaciones que se quedaron a mitad de flujo. Lo que se cae a mitad de camino lo llama ella el mismo día.</w:t>
+        <w:t>• Nuestra asesora y nuestro gerente de alianzas hacen barridos el viernes a las 12:00 y a las 6:00 p. m. y el sábado a las 10:00 a. m. y a la 1:00 p. m., en el filtro de contacto humano y en las conversaciones que se quedaron a mitad de flujo. Lo que se cae a mitad de camino lo llama uno de ellos el mismo día.</w:t>
       </w:r>
     </w:p>
     <w:p>
       <w:pPr>
         <w:spacing w:after="120"/>
         <w:rPr>
+          <w:color w:val="EE0000"/>
           <w:lang w:val="es-CO"/>
         </w:rPr>
       </w:pPr>
@@ -588,7 +538,7 @@
         <w:rPr>
           <w:lang w:val="es-CO"/>
         </w:rPr>
-        <w:t>• Lo que te pido el mismo viernes en la tarde: cuántos se enviaron, cuántos entregados, cuántos respondieron por botón y por texto, y cuántas citas, separado por plantilla (A y B) y aparte de pauta.</w:t>
+        <w:t>• Lo que te pido el viernes en la tarde son solo dos números, los del panel: cuántos salieron y cuántos entregados, para saber ese mismo día que Meta no bloqueó ninguna plantilla y que el domingo no se nos vaya en vano. El lunes en la mañana el resto: cuántos respondieron por botón y por texto y cuántas citas, separado por plantilla (A y B) y aparte de pauta.</w:t>
       </w:r>
     </w:p>
     <w:p>
@@ -612,6 +562,7 @@
       <w:pPr>
         <w:spacing w:after="80"/>
         <w:rPr>
+          <w:color w:val="EE0000"/>
           <w:lang w:val="es-CO"/>
         </w:rPr>
       </w:pPr>
@@ -619,8 +570,14 @@
         <w:rPr>
           <w:lang w:val="es-CO"/>
         </w:rPr>
-        <w:t>Cuando el agente recibe algo que no está en el flujo (dos preguntas a la vez, un cálculo, una petición rara), nunca reinicia la conversación ni vuelve a pedir el nombre. Responde "eso te lo resuelve la asesora, te la paso ahora", manda la notificación y conserva el contexto. Un lead que ya dio toda su información y recibe "¿con quién tengo el gusto?" se pierde. Lo revisamos en la próxima reunión con el resto.</w:t>
+        <w:t>Esto no nos ha pasado con nuestro asistente; me pasó a mí como cliente con el agente de otra empresa y se me quedó en la cabeza. Cuando el agente recibe algo que no está en el flujo (dos preguntas a la vez, un cálculo, una petición rara), nunca reinicia la conversación ni vuelve a pedir el nombre. Responde "eso te lo resuelve la asesora, te la paso ahora", manda la notificación y conserva el contexto. Un lead que ya dio toda su información y recibe "¿con quién tengo el gusto?" se pierde. Lo revisamos en la próxima reunión con el resto.</w:t>
       </w:r>
+      <w:proofErr w:type="spellStart"/>
+      <w:proofErr w:type="spellEnd"/>
+      <w:proofErr w:type="spellStart"/>
+      <w:proofErr w:type="spellEnd"/>
+      <w:proofErr w:type="spellStart"/>
+      <w:proofErr w:type="spellEnd"/>
     </w:p>
     <w:p>
       <w:pPr>
